--- a/backend/templates/GSSG-HR_301-004_Leave_permit_Form.docx
+++ b/backend/templates/GSSG-HR_301-004_Leave_permit_Form.docx
@@ -98,7 +98,7 @@
               <w:top w:val="thinThickSmallGap" w:sz="24" w:space="0" w:color="auto"/>
               <w:left w:val="thinThickSmallGap" w:sz="24" w:space="0" w:color="auto"/>
             </w:tcBorders>
-            <w:shd w:val="clear" w:color="auto" w:fill="8EAADB" w:themeFill="accent1" w:themeFillTint="99"/>
+            <w:shd w:val="clear" w:color="auto" w:fill="D0CECE" w:themeFill="background2" w:themeFillShade="E6"/>
           </w:tcPr>
           <w:p>
             <w:pPr>
@@ -165,7 +165,7 @@
             <w:tcBorders>
               <w:top w:val="thinThickSmallGap" w:sz="24" w:space="0" w:color="auto"/>
             </w:tcBorders>
-            <w:shd w:val="clear" w:color="auto" w:fill="8EAADB" w:themeFill="accent1" w:themeFillTint="99"/>
+            <w:shd w:val="clear" w:color="auto" w:fill="D0CECE" w:themeFill="background2" w:themeFillShade="E6"/>
           </w:tcPr>
           <w:p>
             <w:pPr>
@@ -236,7 +236,7 @@
               <w:left w:val="thinThickSmallGap" w:sz="24" w:space="0" w:color="auto"/>
               <w:bottom w:val="thinThickSmallGap" w:sz="24" w:space="0" w:color="auto"/>
             </w:tcBorders>
-            <w:shd w:val="clear" w:color="auto" w:fill="8EAADB" w:themeFill="accent1" w:themeFillTint="99"/>
+            <w:shd w:val="clear" w:color="auto" w:fill="D0CECE" w:themeFill="background2" w:themeFillShade="E6"/>
           </w:tcPr>
           <w:p>
             <w:pPr>
@@ -323,7 +323,7 @@
             <w:tcBorders>
               <w:bottom w:val="thinThickSmallGap" w:sz="24" w:space="0" w:color="auto"/>
             </w:tcBorders>
-            <w:shd w:val="clear" w:color="auto" w:fill="8EAADB" w:themeFill="accent1" w:themeFillTint="99"/>
+            <w:shd w:val="clear" w:color="auto" w:fill="D0CECE" w:themeFill="background2" w:themeFillShade="E6"/>
           </w:tcPr>
           <w:p>
             <w:pPr>
@@ -515,7 +515,7 @@
               <w:left w:val="thinThickSmallGap" w:sz="24" w:space="0" w:color="auto"/>
               <w:bottom w:val="single" w:sz="4" w:space="0" w:color="auto"/>
             </w:tcBorders>
-            <w:shd w:val="clear" w:color="auto" w:fill="8EAADB" w:themeFill="accent1" w:themeFillTint="99"/>
+            <w:shd w:val="clear" w:color="auto" w:fill="D0CECE" w:themeFill="background2" w:themeFillShade="E6"/>
           </w:tcPr>
           <w:p>
             <w:pPr>
@@ -603,7 +603,7 @@
               <w:left w:val="thinThickSmallGap" w:sz="24" w:space="0" w:color="auto"/>
               <w:bottom w:val="thinThickSmallGap" w:sz="24" w:space="0" w:color="auto"/>
             </w:tcBorders>
-            <w:shd w:val="clear" w:color="auto" w:fill="8EAADB" w:themeFill="accent1" w:themeFillTint="99"/>
+            <w:shd w:val="clear" w:color="auto" w:fill="D0CECE" w:themeFill="background2" w:themeFillShade="E6"/>
           </w:tcPr>
           <w:p>
             <w:pPr>
@@ -1195,7 +1195,6 @@
       <w:r>
         <w:rPr>
           <w:rFonts w:ascii="Arial" w:hAnsi="Arial"/>
-          <w:b w:val="0"/>
           <w:color w:val="000000"/>
           <w:sz w:val="24"/>
         </w:rPr>
@@ -1216,7 +1215,6 @@
       <w:r>
         <w:rPr>
           <w:rFonts w:ascii="Arial" w:hAnsi="Arial"/>
-          <w:b w:val="0"/>
           <w:color w:val="000000"/>
           <w:sz w:val="24"/>
         </w:rPr>
@@ -1844,7 +1842,107 @@
       <mc:AlternateContent>
         <mc:Choice Requires="wps">
           <w:drawing>
-            <wp:anchor distT="0" distB="0" distL="114300" distR="114300" simplePos="0" relativeHeight="251661312" behindDoc="1" locked="0" layoutInCell="1" allowOverlap="1" wp14:anchorId="2F4C5BF2" wp14:editId="65E70372">
+            <wp:anchor distT="0" distB="0" distL="114300" distR="114300" simplePos="0" relativeHeight="251659264" behindDoc="1" locked="0" layoutInCell="1" allowOverlap="1" wp14:anchorId="61EE51B4" wp14:editId="6C69C1A3">
+              <wp:simplePos x="0" y="0"/>
+              <wp:positionH relativeFrom="page">
+                <wp:posOffset>769990</wp:posOffset>
+              </wp:positionH>
+              <wp:positionV relativeFrom="paragraph">
+                <wp:posOffset>-1394460</wp:posOffset>
+              </wp:positionV>
+              <wp:extent cx="7113787" cy="1837020"/>
+              <wp:effectExtent l="0" t="0" r="0" b="5080"/>
+              <wp:wrapNone/>
+              <wp:docPr id="6" name="Triangle 6"/>
+              <wp:cNvGraphicFramePr/>
+              <a:graphic xmlns:a="http://schemas.openxmlformats.org/drawingml/2006/main">
+                <a:graphicData uri="http://schemas.microsoft.com/office/word/2010/wordprocessingShape">
+                  <wps:wsp>
+                    <wps:cNvSpPr/>
+                    <wps:spPr>
+                      <a:xfrm>
+                        <a:off x="0" y="0"/>
+                        <a:ext cx="7113787" cy="1837020"/>
+                      </a:xfrm>
+                      <a:prstGeom prst="triangle">
+                        <a:avLst>
+                          <a:gd name="adj" fmla="val 100000"/>
+                        </a:avLst>
+                      </a:prstGeom>
+                      <a:solidFill>
+                        <a:srgbClr val="003761"/>
+                      </a:solidFill>
+                      <a:ln>
+                        <a:noFill/>
+                      </a:ln>
+                    </wps:spPr>
+                    <wps:style>
+                      <a:lnRef idx="2">
+                        <a:schemeClr val="accent1">
+                          <a:shade val="50000"/>
+                        </a:schemeClr>
+                      </a:lnRef>
+                      <a:fillRef idx="1">
+                        <a:schemeClr val="accent1"/>
+                      </a:fillRef>
+                      <a:effectRef idx="0">
+                        <a:schemeClr val="accent1"/>
+                      </a:effectRef>
+                      <a:fontRef idx="minor">
+                        <a:schemeClr val="lt1"/>
+                      </a:fontRef>
+                    </wps:style>
+                    <wps:bodyPr rot="0" spcFirstLastPara="0" vertOverflow="overflow" horzOverflow="overflow" vert="horz" wrap="square" lIns="91440" tIns="45720" rIns="91440" bIns="45720" numCol="1" spcCol="0" rtlCol="0" fromWordArt="0" anchor="ctr" anchorCtr="0" forceAA="0" compatLnSpc="1">
+                      <a:prstTxWarp prst="textNoShape">
+                        <a:avLst/>
+                      </a:prstTxWarp>
+                      <a:noAutofit/>
+                    </wps:bodyPr>
+                  </wps:wsp>
+                </a:graphicData>
+              </a:graphic>
+              <wp14:sizeRelH relativeFrom="margin">
+                <wp14:pctWidth>0</wp14:pctWidth>
+              </wp14:sizeRelH>
+              <wp14:sizeRelV relativeFrom="margin">
+                <wp14:pctHeight>0</wp14:pctHeight>
+              </wp14:sizeRelV>
+            </wp:anchor>
+          </w:drawing>
+        </mc:Choice>
+        <mc:Fallback>
+          <w:pict>
+            <v:shapetype w14:anchorId="4CE1CB21" id="_x0000_t5" coordsize="21600,21600" o:spt="5" adj="10800" path="m@0,l,21600r21600,xe">
+              <v:stroke joinstyle="miter"/>
+              <v:formulas>
+                <v:f eqn="val #0"/>
+                <v:f eqn="prod #0 1 2"/>
+                <v:f eqn="sum @1 10800 0"/>
+              </v:formulas>
+              <v:path gradientshapeok="t" o:connecttype="custom" o:connectlocs="@0,0;@1,10800;0,21600;10800,21600;21600,21600;@2,10800" textboxrect="0,10800,10800,18000;5400,10800,16200,18000;10800,10800,21600,18000;0,7200,7200,21600;7200,7200,14400,21600;14400,7200,21600,21600"/>
+              <v:handles>
+                <v:h position="#0,topLeft" xrange="0,21600"/>
+              </v:handles>
+            </v:shapetype>
+            <v:shape id="Triangle 6" o:spid="_x0000_s1026" type="#_x0000_t5" style="position:absolute;margin-left:60.65pt;margin-top:-109.8pt;width:560.15pt;height:144.65pt;z-index:-251657216;visibility:visible;mso-wrap-style:square;mso-width-percent:0;mso-height-percent:0;mso-wrap-distance-left:9pt;mso-wrap-distance-top:0;mso-wrap-distance-right:9pt;mso-wrap-distance-bottom:0;mso-position-horizontal:absolute;mso-position-horizontal-relative:page;mso-position-vertical:absolute;mso-position-vertical-relative:text;mso-width-percent:0;mso-height-percent:0;mso-width-relative:margin;mso-height-relative:margin;v-text-anchor:middle" o:gfxdata="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" adj="21600" fillcolor="#003761" stroked="f" strokeweight="1pt">
+              <w10:wrap anchorx="page"/>
+            </v:shape>
+          </w:pict>
+        </mc:Fallback>
+      </mc:AlternateContent>
+    </w:r>
+    <w:r>
+      <w:rPr>
+        <w:rFonts w:ascii="Helvetica" w:hAnsi="Helvetica"/>
+        <w:noProof/>
+        <w:color w:val="FF0000"/>
+        <w:sz w:val="2"/>
+        <w:szCs w:val="2"/>
+      </w:rPr>
+      <mc:AlternateContent>
+        <mc:Choice Requires="wps">
+          <w:drawing>
+            <wp:anchor distT="0" distB="0" distL="114300" distR="114300" simplePos="0" relativeHeight="251661312" behindDoc="1" locked="0" layoutInCell="1" allowOverlap="1" wp14:anchorId="2F4C5BF2" wp14:editId="623321CF">
               <wp:simplePos x="0" y="0"/>
               <wp:positionH relativeFrom="page">
                 <wp:posOffset>-9525</wp:posOffset>
@@ -1914,107 +2012,7 @@
         </mc:Choice>
         <mc:Fallback>
           <w:pict>
-            <v:shapetype w14:anchorId="0B8470DC" id="_x0000_t5" coordsize="21600,21600" o:spt="5" adj="10800" path="m@0,l,21600r21600,xe">
-              <v:stroke joinstyle="miter"/>
-              <v:formulas>
-                <v:f eqn="val #0"/>
-                <v:f eqn="prod #0 1 2"/>
-                <v:f eqn="sum @1 10800 0"/>
-              </v:formulas>
-              <v:path gradientshapeok="t" o:connecttype="custom" o:connectlocs="@0,0;@1,10800;0,21600;10800,21600;21600,21600;@2,10800" textboxrect="0,10800,10800,18000;5400,10800,16200,18000;10800,10800,21600,18000;0,7200,7200,21600;7200,7200,14400,21600;14400,7200,21600,21600"/>
-              <v:handles>
-                <v:h position="#0,topLeft" xrange="0,21600"/>
-              </v:handles>
-            </v:shapetype>
-            <v:shape id="Triangle 7" o:spid="_x0000_s1026" type="#_x0000_t5" style="position:absolute;margin-left:-.75pt;margin-top:-86.1pt;width:449.4pt;height:120.9pt;z-index:-251655168;visibility:visible;mso-wrap-style:square;mso-width-percent:0;mso-height-percent:0;mso-wrap-distance-left:9pt;mso-wrap-distance-top:0;mso-wrap-distance-right:9pt;mso-wrap-distance-bottom:0;mso-position-horizontal:absolute;mso-position-horizontal-relative:page;mso-position-vertical:absolute;mso-position-vertical-relative:text;mso-width-percent:0;mso-height-percent:0;mso-width-relative:margin;mso-height-relative:margin;v-text-anchor:middle" o:gfxdata="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" adj="0" fillcolor="#c20000" stroked="f" strokeweight="1pt">
-              <w10:wrap anchorx="page"/>
-            </v:shape>
-          </w:pict>
-        </mc:Fallback>
-      </mc:AlternateContent>
-    </w:r>
-    <w:r>
-      <w:rPr>
-        <w:rFonts w:ascii="Helvetica" w:hAnsi="Helvetica"/>
-        <w:noProof/>
-        <w:color w:val="FF0000"/>
-        <w:sz w:val="2"/>
-        <w:szCs w:val="2"/>
-      </w:rPr>
-      <mc:AlternateContent>
-        <mc:Choice Requires="wps">
-          <w:drawing>
-            <wp:anchor distT="0" distB="0" distL="114300" distR="114300" simplePos="0" relativeHeight="251659264" behindDoc="1" locked="0" layoutInCell="1" allowOverlap="1" wp14:anchorId="61EE51B4" wp14:editId="49E2AB8B">
-              <wp:simplePos x="0" y="0"/>
-              <wp:positionH relativeFrom="page">
-                <wp:posOffset>461645</wp:posOffset>
-              </wp:positionH>
-              <wp:positionV relativeFrom="paragraph">
-                <wp:posOffset>-1394572</wp:posOffset>
-              </wp:positionV>
-              <wp:extent cx="7113787" cy="1837020"/>
-              <wp:effectExtent l="0" t="0" r="0" b="5080"/>
-              <wp:wrapNone/>
-              <wp:docPr id="6" name="Triangle 6"/>
-              <wp:cNvGraphicFramePr/>
-              <a:graphic xmlns:a="http://schemas.openxmlformats.org/drawingml/2006/main">
-                <a:graphicData uri="http://schemas.microsoft.com/office/word/2010/wordprocessingShape">
-                  <wps:wsp>
-                    <wps:cNvSpPr/>
-                    <wps:spPr>
-                      <a:xfrm>
-                        <a:off x="0" y="0"/>
-                        <a:ext cx="7113787" cy="1837020"/>
-                      </a:xfrm>
-                      <a:prstGeom prst="triangle">
-                        <a:avLst>
-                          <a:gd name="adj" fmla="val 100000"/>
-                        </a:avLst>
-                      </a:prstGeom>
-                      <a:solidFill>
-                        <a:srgbClr val="003761"/>
-                      </a:solidFill>
-                      <a:ln>
-                        <a:noFill/>
-                      </a:ln>
-                    </wps:spPr>
-                    <wps:style>
-                      <a:lnRef idx="2">
-                        <a:schemeClr val="accent1">
-                          <a:shade val="50000"/>
-                        </a:schemeClr>
-                      </a:lnRef>
-                      <a:fillRef idx="1">
-                        <a:schemeClr val="accent1"/>
-                      </a:fillRef>
-                      <a:effectRef idx="0">
-                        <a:schemeClr val="accent1"/>
-                      </a:effectRef>
-                      <a:fontRef idx="minor">
-                        <a:schemeClr val="lt1"/>
-                      </a:fontRef>
-                    </wps:style>
-                    <wps:bodyPr rot="0" spcFirstLastPara="0" vertOverflow="overflow" horzOverflow="overflow" vert="horz" wrap="square" lIns="91440" tIns="45720" rIns="91440" bIns="45720" numCol="1" spcCol="0" rtlCol="0" fromWordArt="0" anchor="ctr" anchorCtr="0" forceAA="0" compatLnSpc="1">
-                      <a:prstTxWarp prst="textNoShape">
-                        <a:avLst/>
-                      </a:prstTxWarp>
-                      <a:noAutofit/>
-                    </wps:bodyPr>
-                  </wps:wsp>
-                </a:graphicData>
-              </a:graphic>
-              <wp14:sizeRelH relativeFrom="margin">
-                <wp14:pctWidth>0</wp14:pctWidth>
-              </wp14:sizeRelH>
-              <wp14:sizeRelV relativeFrom="margin">
-                <wp14:pctHeight>0</wp14:pctHeight>
-              </wp14:sizeRelV>
-            </wp:anchor>
-          </w:drawing>
-        </mc:Choice>
-        <mc:Fallback>
-          <w:pict>
-            <v:shape w14:anchorId="797CE570" id="Triangle 6" o:spid="_x0000_s1026" type="#_x0000_t5" style="position:absolute;margin-left:36.35pt;margin-top:-109.8pt;width:560.15pt;height:144.65pt;z-index:-251657216;visibility:visible;mso-wrap-style:square;mso-width-percent:0;mso-height-percent:0;mso-wrap-distance-left:9pt;mso-wrap-distance-top:0;mso-wrap-distance-right:9pt;mso-wrap-distance-bottom:0;mso-position-horizontal:absolute;mso-position-horizontal-relative:page;mso-position-vertical:absolute;mso-position-vertical-relative:text;mso-width-percent:0;mso-height-percent:0;mso-width-relative:margin;mso-height-relative:margin;v-text-anchor:middle" o:gfxdata="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" adj="21600" fillcolor="#003761" stroked="f" strokeweight="1pt">
+            <v:shape w14:anchorId="3B667AD7" id="Triangle 7" o:spid="_x0000_s1026" type="#_x0000_t5" style="position:absolute;margin-left:-.75pt;margin-top:-86.1pt;width:449.4pt;height:120.9pt;z-index:-251655168;visibility:visible;mso-wrap-style:square;mso-width-percent:0;mso-height-percent:0;mso-wrap-distance-left:9pt;mso-wrap-distance-top:0;mso-wrap-distance-right:9pt;mso-wrap-distance-bottom:0;mso-position-horizontal:absolute;mso-position-horizontal-relative:page;mso-position-vertical:absolute;mso-position-vertical-relative:text;mso-width-percent:0;mso-height-percent:0;mso-width-relative:margin;mso-height-relative:margin;v-text-anchor:middle" o:gfxdata="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" adj="0" fillcolor="#c20000" stroked="f" strokeweight="1pt">
               <w10:wrap anchorx="page"/>
             </v:shape>
           </w:pict>
@@ -2501,52 +2499,6 @@
           </w:pPr>
           <w:bookmarkStart w:id="2" w:name="_Hlk118357222"/>
           <w:bookmarkStart w:id="3" w:name="_Hlk118357223"/>
-          <w:r>
-            <w:rPr>
-              <w:noProof/>
-            </w:rPr>
-            <w:drawing>
-              <wp:inline distT="0" distB="0" distL="0" distR="0" wp14:anchorId="29FAA4D6" wp14:editId="0F92686F">
-                <wp:extent cx="1009650" cy="1027520"/>
-                <wp:effectExtent l="0" t="0" r="0" b="1270"/>
-                <wp:docPr id="74" name="Picture 74" descr="Logo&#10;&#10;Description automatically generated"/>
-                <wp:cNvGraphicFramePr>
-                  <a:graphicFrameLocks xmlns:a="http://schemas.openxmlformats.org/drawingml/2006/main" noChangeAspect="1"/>
-                </wp:cNvGraphicFramePr>
-                <a:graphic xmlns:a="http://schemas.openxmlformats.org/drawingml/2006/main">
-                  <a:graphicData uri="http://schemas.openxmlformats.org/drawingml/2006/picture">
-                    <pic:pic xmlns:pic="http://schemas.openxmlformats.org/drawingml/2006/picture">
-                      <pic:nvPicPr>
-                        <pic:cNvPr id="1" name="Picture 1" descr="Logo&#10;&#10;Description automatically generated"/>
-                        <pic:cNvPicPr/>
-                      </pic:nvPicPr>
-                      <pic:blipFill>
-                        <a:blip r:embed="rId1">
-                          <a:extLst>
-                            <a:ext uri="{28A0092B-C50C-407E-A947-70E740481C1C}">
-                              <a14:useLocalDpi xmlns:a14="http://schemas.microsoft.com/office/drawing/2010/main" val="0"/>
-                            </a:ext>
-                          </a:extLst>
-                        </a:blip>
-                        <a:stretch>
-                          <a:fillRect/>
-                        </a:stretch>
-                      </pic:blipFill>
-                      <pic:spPr>
-                        <a:xfrm>
-                          <a:off x="0" y="0"/>
-                          <a:ext cx="1023560" cy="1041676"/>
-                        </a:xfrm>
-                        <a:prstGeom prst="rect">
-                          <a:avLst/>
-                        </a:prstGeom>
-                      </pic:spPr>
-                    </pic:pic>
-                  </a:graphicData>
-                </a:graphic>
-              </wp:inline>
-            </w:drawing>
-          </w:r>
         </w:p>
       </w:tc>
       <w:tc>
@@ -2571,10 +2523,18 @@
               <w:noProof/>
             </w:rPr>
             <w:drawing>
-              <wp:inline distT="0" distB="0" distL="0" distR="0" wp14:anchorId="015238DA" wp14:editId="33108452">
-                <wp:extent cx="1152525" cy="771525"/>
-                <wp:effectExtent l="0" t="0" r="9525" b="9525"/>
-                <wp:docPr id="9" name="Picture 9"/>
+              <wp:anchor distT="0" distB="0" distL="114300" distR="114300" simplePos="0" relativeHeight="251664384" behindDoc="0" locked="0" layoutInCell="1" allowOverlap="1" wp14:anchorId="2143E44A" wp14:editId="064F9E53">
+                <wp:simplePos x="0" y="0"/>
+                <wp:positionH relativeFrom="column">
+                  <wp:posOffset>-758825</wp:posOffset>
+                </wp:positionH>
+                <wp:positionV relativeFrom="paragraph">
+                  <wp:posOffset>-117475</wp:posOffset>
+                </wp:positionV>
+                <wp:extent cx="2498090" cy="833120"/>
+                <wp:effectExtent l="0" t="0" r="0" b="0"/>
+                <wp:wrapNone/>
+                <wp:docPr id="1846304573" name="Picture 4"/>
                 <wp:cNvGraphicFramePr>
                   <a:graphicFrameLocks xmlns:a="http://schemas.openxmlformats.org/drawingml/2006/main" noChangeAspect="1"/>
                 </wp:cNvGraphicFramePr>
@@ -2582,13 +2542,13 @@
                   <a:graphicData uri="http://schemas.openxmlformats.org/drawingml/2006/picture">
                     <pic:pic xmlns:pic="http://schemas.openxmlformats.org/drawingml/2006/picture">
                       <pic:nvPicPr>
-                        <pic:cNvPr id="0" name="Picture 75"/>
+                        <pic:cNvPr id="0" name="Picture 1"/>
                         <pic:cNvPicPr>
                           <a:picLocks noChangeAspect="1" noChangeArrowheads="1"/>
                         </pic:cNvPicPr>
                       </pic:nvPicPr>
                       <pic:blipFill>
-                        <a:blip r:embed="rId2">
+                        <a:blip r:embed="rId1">
                           <a:extLst>
                             <a:ext uri="{28A0092B-C50C-407E-A947-70E740481C1C}">
                               <a14:useLocalDpi xmlns:a14="http://schemas.microsoft.com/office/drawing/2010/main" val="0"/>
@@ -2603,7 +2563,7 @@
                       <pic:spPr bwMode="auto">
                         <a:xfrm>
                           <a:off x="0" y="0"/>
-                          <a:ext cx="1152525" cy="771525"/>
+                          <a:ext cx="2498090" cy="833120"/>
                         </a:xfrm>
                         <a:prstGeom prst="rect">
                           <a:avLst/>
@@ -2616,7 +2576,13 @@
                     </pic:pic>
                   </a:graphicData>
                 </a:graphic>
-              </wp:inline>
+                <wp14:sizeRelH relativeFrom="margin">
+                  <wp14:pctWidth>0</wp14:pctWidth>
+                </wp14:sizeRelH>
+                <wp14:sizeRelV relativeFrom="margin">
+                  <wp14:pctHeight>0</wp14:pctHeight>
+                </wp14:sizeRelV>
+              </wp:anchor>
             </w:drawing>
           </w:r>
         </w:p>
@@ -2638,7 +2604,7 @@
             </w:tabs>
             <w:jc w:val="center"/>
             <w:rPr>
-              <w:rFonts w:ascii="Tahoma" w:hAnsi="Tahoma" w:cs="Tahoma"/>
+              <w:rFonts w:cstheme="minorHAnsi"/>
               <w:b/>
               <w:bCs/>
               <w:color w:val="323E4F" w:themeColor="text2" w:themeShade="BF"/>
@@ -2649,7 +2615,7 @@
           </w:pPr>
           <w:r>
             <w:rPr>
-              <w:rFonts w:ascii="Tahoma" w:hAnsi="Tahoma" w:cs="Tahoma"/>
+              <w:rFonts w:cstheme="minorHAnsi"/>
               <w:b/>
               <w:bCs/>
               <w:color w:val="323E4F" w:themeColor="text2" w:themeShade="BF"/>
@@ -2687,8 +2653,8 @@
               <w:b/>
               <w:bCs/>
               <w:color w:val="B5031C"/>
-              <w:sz w:val="36"/>
-              <w:szCs w:val="36"/>
+              <w:sz w:val="28"/>
+              <w:szCs w:val="28"/>
             </w:rPr>
             <w:t>GLOBAL SECURITY SERVICES GROUP</w:t>
           </w:r>
